--- a/parlar-ioniano/downloads/parlar-ioniano-tyopaketti.docx
+++ b/parlar-ioniano/downloads/parlar-ioniano-tyopaketti.docx
@@ -42,7 +42,7 @@
           <w:sz w:val="24"/>
           <w:szCs w:val="24"/>
         </w:rPr>
-        <w:t xml:space="preserve">Present your own language: React, data-driven grammar tables and a public release</w:t>
+        <w:t xml:space="preserve">Present your own language: hand-written HTML, CSS and JavaScript, Bootstrap and data-driven grammar tables</w:t>
       </w:r>
     </w:p>
     <w:p>
@@ -508,7 +508,7 @@
                 <w:sz w:val="19"/>
                 <w:szCs w:val="19"/>
               </w:rPr>
-              <w:t xml:space="preserve">App shell and the component library decision</w:t>
+              <w:t xml:space="preserve">Bootstrap shell and the component decision</w:t>
             </w:r>
           </w:p>
         </w:tc>
@@ -604,7 +604,7 @@
                 <w:sz w:val="19"/>
                 <w:szCs w:val="19"/>
               </w:rPr>
-              <w:t xml:space="preserve">Pronouns: one component, eight tables</w:t>
+              <w:t xml:space="preserve">Pronouns: one function, eight tables</w:t>
             </w:r>
           </w:p>
         </w:tc>
@@ -745,10 +745,12 @@
             </w:pPr>
             <w:r>
               <w:rPr>
-                <w:sz w:val="19"/>
-                <w:szCs w:val="19"/>
-              </w:rPr>
-              <w:t xml:space="preserve">41</w:t>
+                <w:b/>
+                <w:bCs/>
+                <w:sz w:val="19"/>
+                <w:szCs w:val="19"/>
+              </w:rPr>
+              <w:t xml:space="preserve">44</w:t>
             </w:r>
           </w:p>
         </w:tc>
@@ -771,7 +773,7 @@
                 <w:sz w:val="19"/>
                 <w:szCs w:val="19"/>
               </w:rPr>
-              <w:t xml:space="preserve">5–9 Oct</w:t>
+              <w:t xml:space="preserve">26–30 Oct</w:t>
             </w:r>
           </w:p>
         </w:tc>
@@ -794,7 +796,7 @@
                 <w:sz w:val="19"/>
                 <w:szCs w:val="19"/>
               </w:rPr>
-              <w:t xml:space="preserve">No project work — no project work</w:t>
+              <w:t xml:space="preserve">Client review and re-plan</w:t>
             </w:r>
           </w:p>
         </w:tc>
@@ -817,7 +819,7 @@
                 <w:sz w:val="19"/>
                 <w:szCs w:val="19"/>
               </w:rPr>
-              <w:t xml:space="preserve">—</w:t>
+              <w:t xml:space="preserve">B · Grammar views</w:t>
             </w:r>
           </w:p>
         </w:tc>
@@ -839,10 +841,12 @@
             </w:pPr>
             <w:r>
               <w:rPr>
-                <w:sz w:val="19"/>
-                <w:szCs w:val="19"/>
-              </w:rPr>
-              <w:t xml:space="preserve">42</w:t>
+                <w:b/>
+                <w:bCs/>
+                <w:sz w:val="19"/>
+                <w:szCs w:val="19"/>
+              </w:rPr>
+              <w:t xml:space="preserve">45</w:t>
             </w:r>
           </w:p>
         </w:tc>
@@ -865,7 +869,7 @@
                 <w:sz w:val="19"/>
                 <w:szCs w:val="19"/>
               </w:rPr>
-              <w:t xml:space="preserve">12–16 Oct</w:t>
+              <w:t xml:space="preserve">2–6 Nov</w:t>
             </w:r>
           </w:p>
         </w:tc>
@@ -888,7 +892,7 @@
                 <w:sz w:val="19"/>
                 <w:szCs w:val="19"/>
               </w:rPr>
-              <w:t xml:space="preserve">Autumn break — no project work</w:t>
+              <w:t xml:space="preserve">The number converter — built from scratch</w:t>
             </w:r>
           </w:p>
         </w:tc>
@@ -911,7 +915,7 @@
                 <w:sz w:val="19"/>
                 <w:szCs w:val="19"/>
               </w:rPr>
-              <w:t xml:space="preserve">—</w:t>
+              <w:t xml:space="preserve">C · Finish</w:t>
             </w:r>
           </w:p>
         </w:tc>
@@ -933,106 +937,12 @@
             </w:pPr>
             <w:r>
               <w:rPr>
-                <w:sz w:val="19"/>
-                <w:szCs w:val="19"/>
-              </w:rPr>
-              <w:t xml:space="preserve">43</w:t>
-            </w:r>
-          </w:p>
-        </w:tc>
-        <w:tc>
-          <w:tcPr>
-            <w:tcW w:type="dxa" w:w="1807"/>
-            <w:tcMar>
-              <w:top w:type="dxa" w:w="60"/>
-              <w:left w:type="dxa" w:w="100"/>
-              <w:bottom w:type="dxa" w:w="60"/>
-              <w:right w:type="dxa" w:w="100"/>
-            </w:tcMar>
-          </w:tcPr>
-          <w:p>
-            <w:pPr>
-              <w:spacing w:after="0"/>
-            </w:pPr>
-            <w:r>
-              <w:rPr>
-                <w:sz w:val="19"/>
-                <w:szCs w:val="19"/>
-              </w:rPr>
-              <w:t xml:space="preserve">19–23 Oct</w:t>
-            </w:r>
-          </w:p>
-        </w:tc>
-        <w:tc>
-          <w:tcPr>
-            <w:tcW w:type="dxa" w:w="5120"/>
-            <w:tcMar>
-              <w:top w:type="dxa" w:w="60"/>
-              <w:left w:type="dxa" w:w="100"/>
-              <w:bottom w:type="dxa" w:w="60"/>
-              <w:right w:type="dxa" w:w="100"/>
-            </w:tcMar>
-          </w:tcPr>
-          <w:p>
-            <w:pPr>
-              <w:spacing w:after="0"/>
-            </w:pPr>
-            <w:r>
-              <w:rPr>
-                <w:sz w:val="19"/>
-                <w:szCs w:val="19"/>
-              </w:rPr>
-              <w:t xml:space="preserve">No project work — no project work</w:t>
-            </w:r>
-          </w:p>
-        </w:tc>
-        <w:tc>
-          <w:tcPr>
-            <w:tcW w:type="dxa" w:w="1807"/>
-            <w:tcMar>
-              <w:top w:type="dxa" w:w="60"/>
-              <w:left w:type="dxa" w:w="100"/>
-              <w:bottom w:type="dxa" w:w="60"/>
-              <w:right w:type="dxa" w:w="100"/>
-            </w:tcMar>
-          </w:tcPr>
-          <w:p>
-            <w:pPr>
-              <w:spacing w:after="0"/>
-            </w:pPr>
-            <w:r>
-              <w:rPr>
-                <w:sz w:val="19"/>
-                <w:szCs w:val="19"/>
-              </w:rPr>
-              <w:t xml:space="preserve">—</w:t>
-            </w:r>
-          </w:p>
-        </w:tc>
-      </w:tr>
-      <w:tr>
-        <w:tc>
-          <w:tcPr>
-            <w:tcW w:type="dxa" w:w="904"/>
-            <w:tcMar>
-              <w:top w:type="dxa" w:w="60"/>
-              <w:left w:type="dxa" w:w="100"/>
-              <w:bottom w:type="dxa" w:w="60"/>
-              <w:right w:type="dxa" w:w="100"/>
-            </w:tcMar>
-          </w:tcPr>
-          <w:p>
-            <w:pPr>
-              <w:spacing w:after="0"/>
-            </w:pPr>
-            <w:r>
-              <w:rPr>
                 <w:b/>
                 <w:bCs/>
                 <w:sz w:val="19"/>
                 <w:szCs w:val="19"/>
               </w:rPr>
-              <w:t xml:space="preserve">44</w:t>
+              <w:t xml:space="preserve">46</w:t>
             </w:r>
           </w:p>
         </w:tc>
@@ -1055,7 +965,7 @@
                 <w:sz w:val="19"/>
                 <w:szCs w:val="19"/>
               </w:rPr>
-              <w:t xml:space="preserve">26–30 Oct</w:t>
+              <w:t xml:space="preserve">9–13 Nov</w:t>
             </w:r>
           </w:p>
         </w:tc>
@@ -1078,199 +988,7 @@
                 <w:sz w:val="19"/>
                 <w:szCs w:val="19"/>
               </w:rPr>
-              <w:t xml:space="preserve">Client review and re-plan</w:t>
-            </w:r>
-          </w:p>
-        </w:tc>
-        <w:tc>
-          <w:tcPr>
-            <w:tcW w:type="dxa" w:w="1807"/>
-            <w:tcMar>
-              <w:top w:type="dxa" w:w="60"/>
-              <w:left w:type="dxa" w:w="100"/>
-              <w:bottom w:type="dxa" w:w="60"/>
-              <w:right w:type="dxa" w:w="100"/>
-            </w:tcMar>
-          </w:tcPr>
-          <w:p>
-            <w:pPr>
-              <w:spacing w:after="0"/>
-            </w:pPr>
-            <w:r>
-              <w:rPr>
-                <w:sz w:val="19"/>
-                <w:szCs w:val="19"/>
-              </w:rPr>
-              <w:t xml:space="preserve">B · Grammar views</w:t>
-            </w:r>
-          </w:p>
-        </w:tc>
-      </w:tr>
-      <w:tr>
-        <w:tc>
-          <w:tcPr>
-            <w:tcW w:type="dxa" w:w="904"/>
-            <w:tcMar>
-              <w:top w:type="dxa" w:w="60"/>
-              <w:left w:type="dxa" w:w="100"/>
-              <w:bottom w:type="dxa" w:w="60"/>
-              <w:right w:type="dxa" w:w="100"/>
-            </w:tcMar>
-          </w:tcPr>
-          <w:p>
-            <w:pPr>
-              <w:spacing w:after="0"/>
-            </w:pPr>
-            <w:r>
-              <w:rPr>
-                <w:b/>
-                <w:bCs/>
-                <w:sz w:val="19"/>
-                <w:szCs w:val="19"/>
-              </w:rPr>
-              <w:t xml:space="preserve">45</w:t>
-            </w:r>
-          </w:p>
-        </w:tc>
-        <w:tc>
-          <w:tcPr>
-            <w:tcW w:type="dxa" w:w="1807"/>
-            <w:tcMar>
-              <w:top w:type="dxa" w:w="60"/>
-              <w:left w:type="dxa" w:w="100"/>
-              <w:bottom w:type="dxa" w:w="60"/>
-              <w:right w:type="dxa" w:w="100"/>
-            </w:tcMar>
-          </w:tcPr>
-          <w:p>
-            <w:pPr>
-              <w:spacing w:after="0"/>
-            </w:pPr>
-            <w:r>
-              <w:rPr>
-                <w:sz w:val="19"/>
-                <w:szCs w:val="19"/>
-              </w:rPr>
-              <w:t xml:space="preserve">2–6 Nov</w:t>
-            </w:r>
-          </w:p>
-        </w:tc>
-        <w:tc>
-          <w:tcPr>
-            <w:tcW w:type="dxa" w:w="5120"/>
-            <w:tcMar>
-              <w:top w:type="dxa" w:w="60"/>
-              <w:left w:type="dxa" w:w="100"/>
-              <w:bottom w:type="dxa" w:w="60"/>
-              <w:right w:type="dxa" w:w="100"/>
-            </w:tcMar>
-          </w:tcPr>
-          <w:p>
-            <w:pPr>
-              <w:spacing w:after="0"/>
-            </w:pPr>
-            <w:r>
-              <w:rPr>
-                <w:sz w:val="19"/>
-                <w:szCs w:val="19"/>
-              </w:rPr>
-              <w:t xml:space="preserve">The number converter — built from scratch</w:t>
-            </w:r>
-          </w:p>
-        </w:tc>
-        <w:tc>
-          <w:tcPr>
-            <w:tcW w:type="dxa" w:w="1807"/>
-            <w:tcMar>
-              <w:top w:type="dxa" w:w="60"/>
-              <w:left w:type="dxa" w:w="100"/>
-              <w:bottom w:type="dxa" w:w="60"/>
-              <w:right w:type="dxa" w:w="100"/>
-            </w:tcMar>
-          </w:tcPr>
-          <w:p>
-            <w:pPr>
-              <w:spacing w:after="0"/>
-            </w:pPr>
-            <w:r>
-              <w:rPr>
-                <w:sz w:val="19"/>
-                <w:szCs w:val="19"/>
-              </w:rPr>
-              <w:t xml:space="preserve">C · Finish</w:t>
-            </w:r>
-          </w:p>
-        </w:tc>
-      </w:tr>
-      <w:tr>
-        <w:tc>
-          <w:tcPr>
-            <w:tcW w:type="dxa" w:w="904"/>
-            <w:tcMar>
-              <w:top w:type="dxa" w:w="60"/>
-              <w:left w:type="dxa" w:w="100"/>
-              <w:bottom w:type="dxa" w:w="60"/>
-              <w:right w:type="dxa" w:w="100"/>
-            </w:tcMar>
-          </w:tcPr>
-          <w:p>
-            <w:pPr>
-              <w:spacing w:after="0"/>
-            </w:pPr>
-            <w:r>
-              <w:rPr>
-                <w:b/>
-                <w:bCs/>
-                <w:sz w:val="19"/>
-                <w:szCs w:val="19"/>
-              </w:rPr>
-              <w:t xml:space="preserve">46</w:t>
-            </w:r>
-          </w:p>
-        </w:tc>
-        <w:tc>
-          <w:tcPr>
-            <w:tcW w:type="dxa" w:w="1807"/>
-            <w:tcMar>
-              <w:top w:type="dxa" w:w="60"/>
-              <w:left w:type="dxa" w:w="100"/>
-              <w:bottom w:type="dxa" w:w="60"/>
-              <w:right w:type="dxa" w:w="100"/>
-            </w:tcMar>
-          </w:tcPr>
-          <w:p>
-            <w:pPr>
-              <w:spacing w:after="0"/>
-            </w:pPr>
-            <w:r>
-              <w:rPr>
-                <w:sz w:val="19"/>
-                <w:szCs w:val="19"/>
-              </w:rPr>
-              <w:t xml:space="preserve">9–13 Nov</w:t>
-            </w:r>
-          </w:p>
-        </w:tc>
-        <w:tc>
-          <w:tcPr>
-            <w:tcW w:type="dxa" w:w="5120"/>
-            <w:tcMar>
-              <w:top w:type="dxa" w:w="60"/>
-              <w:left w:type="dxa" w:w="100"/>
-              <w:bottom w:type="dxa" w:w="60"/>
-              <w:right w:type="dxa" w:w="100"/>
-            </w:tcMar>
-          </w:tcPr>
-          <w:p>
-            <w:pPr>
-              <w:spacing w:after="0"/>
-            </w:pPr>
-            <w:r>
-              <w:rPr>
-                <w:sz w:val="19"/>
-                <w:szCs w:val="19"/>
-              </w:rPr>
-              <w:t xml:space="preserve">Phrasebook, dialogues and search</w:t>
+              <w:t xml:space="preserve">Phrasebook, word cards and search</w:t>
             </w:r>
           </w:p>
         </w:tc>
@@ -1647,7 +1365,7 @@
           <w:sz w:val="21"/>
           <w:szCs w:val="21"/>
         </w:rPr>
-        <w:t xml:space="preserve">After this week an empty but real React app is live at your public GitHub Pages URL, the plan is drafted, and the P0 work is split into issues.</w:t>
+        <w:t xml:space="preserve">After this week an empty but real site — plain index.html with Bootstrap loaded from a CDN — is live at your public GitHub Pages URL, the plan is drafted, and the P0 work is split into issues.</w:t>
       </w:r>
     </w:p>
     <w:p>
@@ -1671,31 +1389,31 @@
           <w:sz w:val="21"/>
           <w:szCs w:val="21"/>
         </w:rPr>
-        <w:t xml:space="preserve">☐  Set up Node, the Vite + React app and the public repository — privacy check first, 2FA on.</w:t>
-      </w:r>
-    </w:p>
-    <w:p>
-      <w:pPr>
-        <w:spacing w:after="80" w:before="0"/>
-      </w:pPr>
-      <w:r>
-        <w:rPr>
-          <w:sz w:val="21"/>
-          <w:szCs w:val="21"/>
-        </w:rPr>
-        <w:t xml:space="preserve">☐  Run the dev server on your phone over the local network, then publish the empty app to GitHub Pages.</w:t>
-      </w:r>
-    </w:p>
-    <w:p>
-      <w:pPr>
-        <w:spacing w:after="80" w:before="0"/>
-      </w:pPr>
-      <w:r>
-        <w:rPr>
-          <w:sz w:val="21"/>
-          <w:szCs w:val="21"/>
-        </w:rPr>
-        <w:t xml:space="preserve">☐  Draft the technical plan below and split the P0 views into prioritised issues.</w:t>
+        <w:t xml:space="preserve">☐  Set up VS Code, the site folder served over http://localhost and the public repository — privacy check first, 2FA on.</w:t>
+      </w:r>
+    </w:p>
+    <w:p>
+      <w:pPr>
+        <w:spacing w:after="80" w:before="0"/>
+      </w:pPr>
+      <w:r>
+        <w:rPr>
+          <w:sz w:val="21"/>
+          <w:szCs w:val="21"/>
+        </w:rPr>
+        <w:t xml:space="preserve">☐  Open the local server on your phone over the local network, then publish the empty site to GitHub Pages.</w:t>
+      </w:r>
+    </w:p>
+    <w:p>
+      <w:pPr>
+        <w:spacing w:after="80" w:before="0"/>
+      </w:pPr>
+      <w:r>
+        <w:rPr>
+          <w:sz w:val="21"/>
+          <w:szCs w:val="21"/>
+        </w:rPr>
+        <w:t xml:space="preserve">☐  Draft the technical plan below and split the P0 pages into prioritised issues.</w:t>
       </w:r>
     </w:p>
     <w:p>
@@ -1721,7 +1439,7 @@
           <w:sz w:val="19"/>
           <w:szCs w:val="19"/>
         </w:rPr>
-        <w:t xml:space="preserve">Work sample to the Git repository before ticking: kickoff notes with the question list, the repository with its README, the first deploy live at the public URL, the plan draft, the P0 backlog — and the phone screenshot in project-docs/evidence/week-36/.</w:t>
+        <w:t xml:space="preserve">Work sample to the Git repository before ticking: Kickoff notes with the question list, the repository with its README, the first deploy live at the public URL, the plan draft, the P0 backlog — and the phone screenshot in project-docs/evidence/week-36/.</w:t>
       </w:r>
     </w:p>
     <w:p>
@@ -1750,43 +1468,43 @@
           <w:sz w:val="21"/>
           <w:szCs w:val="21"/>
         </w:rPr>
-        <w:t xml:space="preserve">The first real content is live: the Alphabet &amp; Pronunciation view renders every letter, its IPA value and the digraphs — all from a JSON file, none of it hard-coded.</w:t>
-      </w:r>
-    </w:p>
-    <w:p>
-      <w:pPr>
-        <w:spacing w:after="80" w:before="0"/>
-      </w:pPr>
-      <w:r>
-        <w:rPr>
-          <w:sz w:val="21"/>
-          <w:szCs w:val="21"/>
-        </w:rPr>
-        <w:t xml:space="preserve">☐  Type letters.json from your PDF (pages 7, 9–11 and 41) and document the data-store decision in the plan.</w:t>
-      </w:r>
-    </w:p>
-    <w:p>
-      <w:pPr>
-        <w:spacing w:after="80" w:before="0"/>
-      </w:pPr>
-      <w:r>
-        <w:rPr>
-          <w:sz w:val="21"/>
-          <w:szCs w:val="21"/>
-        </w:rPr>
-        <w:t xml:space="preserve">☐  Build the Alphabet &amp; Pronunciation view on a runtime fetch with loading and error states.</w:t>
-      </w:r>
-    </w:p>
-    <w:p>
-      <w:pPr>
-        <w:spacing w:after="80" w:before="0"/>
-      </w:pPr>
-      <w:r>
-        <w:rPr>
-          <w:sz w:val="21"/>
-          <w:szCs w:val="21"/>
-        </w:rPr>
-        <w:t xml:space="preserve">☐  Run the validation script, add one check of your own and prove it fails on a planted error.</w:t>
+        <w:t xml:space="preserve">The first real content is live: the Alphabet &amp; Pronunciation page renders every letter, its IPA value and the digraphs — all fetched from a JSON file, none of it typed into the HTML.</w:t>
+      </w:r>
+    </w:p>
+    <w:p>
+      <w:pPr>
+        <w:spacing w:after="80" w:before="0"/>
+      </w:pPr>
+      <w:r>
+        <w:rPr>
+          <w:sz w:val="21"/>
+          <w:szCs w:val="21"/>
+        </w:rPr>
+        <w:t xml:space="preserve">☐  Type data/letters.json and the first records of data/words.json from your PDF (pages 7, 9–11, 12 and 41) and document the data-store decision in the plan.</w:t>
+      </w:r>
+    </w:p>
+    <w:p>
+      <w:pPr>
+        <w:spacing w:after="80" w:before="0"/>
+      </w:pPr>
+      <w:r>
+        <w:rPr>
+          <w:sz w:val="21"/>
+          <w:szCs w:val="21"/>
+        </w:rPr>
+        <w:t xml:space="preserve">☐  Build js/data.js as the shared loader and the Alphabet &amp; Pronunciation page on a runtime fetch with loading and error states.</w:t>
+      </w:r>
+    </w:p>
+    <w:p>
+      <w:pPr>
+        <w:spacing w:after="80" w:before="0"/>
+      </w:pPr>
+      <w:r>
+        <w:rPr>
+          <w:sz w:val="21"/>
+          <w:szCs w:val="21"/>
+        </w:rPr>
+        <w:t xml:space="preserve">☐  Run tools/check-data.html, add one check of your own and prove it fails on a planted error.</w:t>
       </w:r>
     </w:p>
     <w:p>
@@ -1799,7 +1517,7 @@
           <w:sz w:val="19"/>
           <w:szCs w:val="19"/>
         </w:rPr>
-        <w:t xml:space="preserve">Done when: The public URL shows the alphabet table rendered from letters.json, and node tools/validate-content.mjs exits with "content OK" — and fails when you deliberately break one line.</w:t>
+        <w:t xml:space="preserve">Done when: The public URL shows the alphabet table rendered from data/letters.json, and tools/check-data.html reports "content OK" — and reports an error when you deliberately break one line.</w:t>
       </w:r>
     </w:p>
     <w:p>
@@ -1812,7 +1530,7 @@
           <w:sz w:val="19"/>
           <w:szCs w:val="19"/>
         </w:rPr>
-        <w:t xml:space="preserve">Work sample to the Git repository before ticking: letters.json, the Alphabet view live at the public URL, the validation script in tools/ and its pass/fail output in the journal.</w:t>
+        <w:t xml:space="preserve">Work sample to the Git repository before ticking: data/letters.json and data/words.json, js/data.js, the Alphabet page live at the public URL, and the tools/check-data.html report pass/fail in the journal.</w:t>
       </w:r>
     </w:p>
     <w:p>
@@ -1826,7 +1544,7 @@
           <w:bCs/>
           <w:color w:val="143e78"/>
         </w:rPr>
-        <w:t xml:space="preserve">Week 38 · 14–18 Sep — App shell and the component library decision</w:t>
+        <w:t xml:space="preserve">Week 38 · 14–18 Sep — Bootstrap shell and the component decision</w:t>
       </w:r>
     </w:p>
     <w:p>
@@ -1841,43 +1559,43 @@
           <w:sz w:val="21"/>
           <w:szCs w:val="21"/>
         </w:rPr>
-        <w:t xml:space="preserve">The app has a real shell: navigation, routing, a Home view that explains the language — and a component library chosen on evidence, installed and themed.</w:t>
-      </w:r>
-    </w:p>
-    <w:p>
-      <w:pPr>
-        <w:spacing w:after="80" w:before="0"/>
-      </w:pPr>
-      <w:r>
-        <w:rPr>
-          <w:sz w:val="21"/>
-          <w:szCs w:val="21"/>
-        </w:rPr>
-        <w:t xml:space="preserve">☐  Write the comparison memo: two component libraries plus the no-library option, with your own bundle and Lighthouse measurements.</w:t>
-      </w:r>
-    </w:p>
-    <w:p>
-      <w:pPr>
-        <w:spacing w:after="80" w:before="0"/>
-      </w:pPr>
-      <w:r>
-        <w:rPr>
-          <w:sz w:val="21"/>
-          <w:szCs w:val="21"/>
-        </w:rPr>
-        <w:t xml:space="preserve">☐  Install and theme the chosen library, and build the navigation, the routes and the Home view.</w:t>
-      </w:r>
-    </w:p>
-    <w:p>
-      <w:pPr>
-        <w:spacing w:after="80" w:before="0"/>
-      </w:pPr>
-      <w:r>
-        <w:rPr>
-          <w:sz w:val="21"/>
-          <w:szCs w:val="21"/>
-        </w:rPr>
-        <w:t xml:space="preserve">☐  Measure again after the install and record the before/after numbers in the memo.</w:t>
+        <w:t xml:space="preserve">The site has a real shell: a Bootstrap navbar and grid on every page, a Home page that explains the language — and Bootstrap taken into use from a CDN, configured in the language's colours, measured, and its limits written down.</w:t>
+      </w:r>
+    </w:p>
+    <w:p>
+      <w:pPr>
+        <w:spacing w:after="80" w:before="0"/>
+      </w:pPr>
+      <w:r>
+        <w:rPr>
+          <w:sz w:val="21"/>
+          <w:szCs w:val="21"/>
+        </w:rPr>
+        <w:t xml:space="preserve">☐  Write the comparison memo: Bootstrap, one other component library and the no-library option, with your own transferred-KB and Lighthouse measurements.</w:t>
+      </w:r>
+    </w:p>
+    <w:p>
+      <w:pPr>
+        <w:spacing w:after="80" w:before="0"/>
+      </w:pPr>
+      <w:r>
+        <w:rPr>
+          <w:sz w:val="21"/>
+          <w:szCs w:val="21"/>
+        </w:rPr>
+        <w:t xml:space="preserve">☐  Load Bootstrap from the CDN with a pinned version, configure the theme in css/style.css, and build the navbar, the grid and the Home page.</w:t>
+      </w:r>
+    </w:p>
+    <w:p>
+      <w:pPr>
+        <w:spacing w:after="80" w:before="0"/>
+      </w:pPr>
+      <w:r>
+        <w:rPr>
+          <w:sz w:val="21"/>
+          <w:szCs w:val="21"/>
+        </w:rPr>
+        <w:t xml:space="preserve">☐  Measure again from the DevTools Network panel and record the before/after numbers in the memo.</w:t>
       </w:r>
     </w:p>
     <w:p>
@@ -1890,7 +1608,7 @@
           <w:sz w:val="19"/>
           <w:szCs w:val="19"/>
         </w:rPr>
-        <w:t xml:space="preserve">Done when: The comparison memo with your own measured numbers is in project-docs/, the navigation works on the public URL including direct links to sub-pages, and the Home view shows the credit and terms.</w:t>
+        <w:t xml:space="preserve">Done when: The comparison memo with your own measured numbers is in project-docs/, the navbar works from every page on the public URL and collapses correctly on a phone, and the Home page shows the credit and terms.</w:t>
       </w:r>
     </w:p>
     <w:p>
@@ -1903,7 +1621,7 @@
           <w:sz w:val="19"/>
           <w:szCs w:val="19"/>
         </w:rPr>
-        <w:t xml:space="preserve">Work sample to the Git repository before ticking: project-docs/library-comparison.md with measured numbers, the themed shell live at the public URL, and the Home view with the credit and the terms of use.</w:t>
+        <w:t xml:space="preserve">Work sample to the Git repository before ticking: The comparison memo with your own measured numbers is in project-docs/, the navbar works from every page on the public URL and collapses correctly on a phone, and the Home page shows the credit and terms.</w:t>
       </w:r>
     </w:p>
     <w:p>
@@ -1931,7 +1649,7 @@
           <w:bCs/>
           <w:color w:val="143e78"/>
         </w:rPr>
-        <w:t xml:space="preserve">Week 39 · 21–25 Sep — Pronouns: one component, eight tables</w:t>
+        <w:t xml:space="preserve">Week 39 · 21–25 Sep — Pronouns: one function, eight tables</w:t>
       </w:r>
     </w:p>
     <w:p>
@@ -1946,31 +1664,31 @@
           <w:sz w:val="21"/>
           <w:szCs w:val="21"/>
         </w:rPr>
-        <w:t xml:space="preserve">The Pronouns view is live: eight pronoun tables (subject, object, possessive, reflexive, imperative, direct/indirect, prepositional, double object) in tabs, all rendered by ONE reusable table component from pronouns.json.</w:t>
-      </w:r>
-    </w:p>
-    <w:p>
-      <w:pPr>
-        <w:spacing w:after="80" w:before="0"/>
-      </w:pPr>
-      <w:r>
-        <w:rPr>
-          <w:sz w:val="21"/>
-          <w:szCs w:val="21"/>
-        </w:rPr>
-        <w:t xml:space="preserve">☐  Design pronouns.json so one shape serves all eight pronoun tables, and type the data from PDF pages 13–18 and 22–26.</w:t>
-      </w:r>
-    </w:p>
-    <w:p>
-      <w:pPr>
-        <w:spacing w:after="80" w:before="0"/>
-      </w:pPr>
-      <w:r>
-        <w:rPr>
-          <w:sz w:val="21"/>
-          <w:szCs w:val="21"/>
-        </w:rPr>
-        <w:t xml:space="preserve">☐  Build the reusable GrammarTable component and wire the eight tables into tabs.</w:t>
+        <w:t xml:space="preserve">The Pronouns page is live: eight pronoun tables (subject, object, possessive, reflexive, imperative, direct/indirect, prepositional, double object) in Bootstrap tabs, all built by ONE reusable render function from data/grammar.json.</w:t>
+      </w:r>
+    </w:p>
+    <w:p>
+      <w:pPr>
+        <w:spacing w:after="80" w:before="0"/>
+      </w:pPr>
+      <w:r>
+        <w:rPr>
+          <w:sz w:val="21"/>
+          <w:szCs w:val="21"/>
+        </w:rPr>
+        <w:t xml:space="preserve">☐  Design the pronouns section of data/grammar.json so one shape serves all eight tables, and type the data from PDF pages 13–18 and 22–26.</w:t>
+      </w:r>
+    </w:p>
+    <w:p>
+      <w:pPr>
+        <w:spacing w:after="80" w:before="0"/>
+      </w:pPr>
+      <w:r>
+        <w:rPr>
+          <w:sz w:val="21"/>
+          <w:szCs w:val="21"/>
+        </w:rPr>
+        <w:t xml:space="preserve">☐  Write the reusable renderTable() in js/render.js and wire the eight tables into Bootstrap tabs.</w:t>
       </w:r>
     </w:p>
     <w:p>
@@ -1995,7 +1713,7 @@
           <w:sz w:val="19"/>
           <w:szCs w:val="19"/>
         </w:rPr>
-        <w:t xml:space="preserve">Done when: All eight pronoun tables render on the public URL from pronouns.json, switching tabs keeps the URL shareable, tables scroll horizontally on a phone instead of breaking the layout, and unplugging the JSON shows your error state.</w:t>
+        <w:t xml:space="preserve">Done when: All eight pronoun tables render on the public URL from data/grammar.json, the tabs can be operated with the keyboard alone, wide tables scroll horizontally on a phone instead of breaking the layout, and renaming the JSON shows your error state.</w:t>
       </w:r>
     </w:p>
     <w:p>
@@ -2008,7 +1726,7 @@
           <w:sz w:val="19"/>
           <w:szCs w:val="19"/>
         </w:rPr>
-        <w:t xml:space="preserve">Work sample to the Git repository before ticking: pronouns.json, GrammarTable.jsx, the tabbed Pronouns view live, and the loading/error screenshots in project-docs/evidence/week-39/.</w:t>
+        <w:t xml:space="preserve">Work sample to the Git repository before ticking: All eight pronoun tables render on the public URL from data/grammar.json, the tabs can be operated with the keyboard alone, wide tables scroll horizontally on a phone, and renaming the JSON shows your error state.</w:t>
       </w:r>
     </w:p>
     <w:p>
@@ -2037,31 +1755,31 @@
           <w:sz w:val="21"/>
           <w:szCs w:val="21"/>
         </w:rPr>
-        <w:t xml:space="preserve">The Nouns, Articles &amp; Gender view is live: gender rules, plural endings, definite/indefinite articles and the articulated prepositions — sharing the same gender-by-number logic in one AgreementTable. Before the break: v0.5 is tagged and the week-44 review is booked, in writing.</w:t>
-      </w:r>
-    </w:p>
-    <w:p>
-      <w:pPr>
-        <w:spacing w:after="80" w:before="0"/>
-      </w:pPr>
-      <w:r>
-        <w:rPr>
-          <w:sz w:val="21"/>
-          <w:szCs w:val="21"/>
-        </w:rPr>
-        <w:t xml:space="preserve">☐  Type nouns.json and articles.json from PDF pages 8 and 19–21, including the elision rules.</w:t>
-      </w:r>
-    </w:p>
-    <w:p>
-      <w:pPr>
-        <w:spacing w:after="80" w:before="0"/>
-      </w:pPr>
-      <w:r>
-        <w:rPr>
-          <w:sz w:val="21"/>
-          <w:szCs w:val="21"/>
-        </w:rPr>
-        <w:t xml:space="preserve">☐  Render the gender-by-number matrices with the reused table component and add the example sentences.</w:t>
+        <w:t xml:space="preserve">The Nouns, Articles &amp; Gender page is live: gender rules, plural endings, definite/indefinite articles and the articulated prepositions — each rule section in a Bootstrap accordion, each matrix built by the same renderTable(). Before the break: v0.5 is tagged and the week-44 review is booked, in writing.</w:t>
+      </w:r>
+    </w:p>
+    <w:p>
+      <w:pPr>
+        <w:spacing w:after="80" w:before="0"/>
+      </w:pPr>
+      <w:r>
+        <w:rPr>
+          <w:sz w:val="21"/>
+          <w:szCs w:val="21"/>
+        </w:rPr>
+        <w:t xml:space="preserve">☐  Add the nouns and articles sections to data/grammar.json from PDF pages 8 and 19–21, including the elision rules.</w:t>
+      </w:r>
+    </w:p>
+    <w:p>
+      <w:pPr>
+        <w:spacing w:after="80" w:before="0"/>
+      </w:pPr>
+      <w:r>
+        <w:rPr>
+          <w:sz w:val="21"/>
+          <w:szCs w:val="21"/>
+        </w:rPr>
+        <w:t xml:space="preserve">☐  Render the gender-by-number matrices with the reused renderTable() inside a Bootstrap accordion, and add the example sentences.</w:t>
       </w:r>
     </w:p>
     <w:p>
@@ -2098,7 +1816,7 @@
           <w:sz w:val="19"/>
           <w:szCs w:val="19"/>
         </w:rPr>
-        <w:t xml:space="preserve">Done when: The four grammar views render correctly on the public URL, v0.5 is tagged, and the review agreement (names + date) is committed in project-docs/.</w:t>
+        <w:t xml:space="preserve">Done when: The four grammar pages render correctly on the public URL, the accordion opens and closes with the keyboard alone, v0.5 is tagged, and the review agreement (names + date) is committed in project-docs/.</w:t>
       </w:r>
     </w:p>
     <w:p>
@@ -2111,85 +1829,7 @@
           <w:sz w:val="19"/>
           <w:szCs w:val="19"/>
         </w:rPr>
-        <w:t xml:space="preserve">Work sample to the Git repository before ticking: the Nouns &amp; Articles view live, the v0.5 tag, and the committed review agreement with names and a date.</w:t>
-      </w:r>
-    </w:p>
-    <w:p>
-      <w:pPr>
-        <w:pStyle w:val="Heading2"/>
-        <w:spacing w:after="120" w:before="260"/>
-      </w:pPr>
-      <w:r>
-        <w:rPr>
-          <w:b/>
-          <w:bCs/>
-          <w:color w:val="8A6D00"/>
-        </w:rPr>
-        <w:t xml:space="preserve">Week 41 · 5–9 Oct — No project work</w:t>
-      </w:r>
-    </w:p>
-    <w:p>
-      <w:pPr>
-        <w:spacing w:after="200" w:before="0"/>
-      </w:pPr>
-      <w:r>
-        <w:rPr>
-          <w:sz w:val="21"/>
-          <w:szCs w:val="21"/>
-        </w:rPr>
-        <w:t xml:space="preserve">This week is reserved for other studies. No project tasks and no catch-up work. Continue in week 44 from the latest working main version.</w:t>
-      </w:r>
-    </w:p>
-    <w:p>
-      <w:pPr>
-        <w:pStyle w:val="Heading2"/>
-        <w:spacing w:after="120" w:before="260"/>
-      </w:pPr>
-      <w:r>
-        <w:rPr>
-          <w:b/>
-          <w:bCs/>
-          <w:color w:val="8A6D00"/>
-        </w:rPr>
-        <w:t xml:space="preserve">Week 42 · 12–16 Oct — Autumn break</w:t>
-      </w:r>
-    </w:p>
-    <w:p>
-      <w:pPr>
-        <w:spacing w:after="200" w:before="0"/>
-      </w:pPr>
-      <w:r>
-        <w:rPr>
-          <w:sz w:val="21"/>
-          <w:szCs w:val="21"/>
-        </w:rPr>
-        <w:t xml:space="preserve">No project work and no catch-up tasks. Rest. The site and the v0.5 tag will wait exactly where you left them.</w:t>
-      </w:r>
-    </w:p>
-    <w:p>
-      <w:pPr>
-        <w:pStyle w:val="Heading2"/>
-        <w:spacing w:after="120" w:before="260"/>
-      </w:pPr>
-      <w:r>
-        <w:rPr>
-          <w:b/>
-          <w:bCs/>
-          <w:color w:val="8A6D00"/>
-        </w:rPr>
-        <w:t xml:space="preserve">Week 43 · 19–23 Oct — No project work</w:t>
-      </w:r>
-    </w:p>
-    <w:p>
-      <w:pPr>
-        <w:spacing w:after="200" w:before="0"/>
-      </w:pPr>
-      <w:r>
-        <w:rPr>
-          <w:sz w:val="21"/>
-          <w:szCs w:val="21"/>
-        </w:rPr>
-        <w:t xml:space="preserve">Reserved for other studies. The review happens in week 44 — the agreement is already in the repository.</w:t>
+        <w:t xml:space="preserve">Work sample to the Git repository before ticking: The four grammar pages render correctly on the public URL, the accordion opens and closes with the keyboard alone, v0.5 is tagged, and the review agreement (names + date) is committed in project-docs/.</w:t>
       </w:r>
     </w:p>
     <w:p>
@@ -2335,7 +1975,7 @@
           <w:sz w:val="21"/>
           <w:szCs w:val="21"/>
         </w:rPr>
-        <w:t xml:space="preserve">The Numbers &amp; Comparison view is live with a number converter built from scratch: type 319, get "Trecentodecenove" — pure functions, unit-tested against the PDF before the code ran.</w:t>
+        <w:t xml:space="preserve">The Numbers &amp; Comparison page is live with a number converter built from scratch: type 319, get "Trecentodecenove" — pure functions in js/numbers.js, unit-tested in the browser against the PDF before the code ran.</w:t>
       </w:r>
     </w:p>
     <w:p>
@@ -2359,19 +1999,19 @@
           <w:sz w:val="21"/>
           <w:szCs w:val="21"/>
         </w:rPr>
-        <w:t xml:space="preserve">☐  Implement numberToIonian and the ordinal helpers as small pure functions until the suite is green.</w:t>
-      </w:r>
-    </w:p>
-    <w:p>
-      <w:pPr>
-        <w:spacing w:after="80" w:before="0"/>
-      </w:pPr>
-      <w:r>
-        <w:rPr>
-          <w:sz w:val="21"/>
-          <w:szCs w:val="21"/>
-        </w:rPr>
-        <w:t xml:space="preserve">☐  Build the converter UI from scratch — no library components — and ship the week-44 feedback change.</w:t>
+        <w:t xml:space="preserve">☐  Implement numberToIonian and the ordinal helpers in js/numbers.js as small pure functions until tests/tests.html reports 0 failed.</w:t>
+      </w:r>
+    </w:p>
+    <w:p>
+      <w:pPr>
+        <w:spacing w:after="80" w:before="0"/>
+      </w:pPr>
+      <w:r>
+        <w:rPr>
+          <w:sz w:val="21"/>
+          <w:szCs w:val="21"/>
+        </w:rPr>
+        <w:t xml:space="preserve">☐  Build the converter UI from scratch — no Bootstrap components — and ship the week-44 feedback change.</w:t>
       </w:r>
     </w:p>
     <w:p>
@@ -2384,7 +2024,7 @@
           <w:sz w:val="19"/>
           <w:szCs w:val="19"/>
         </w:rPr>
-        <w:t xml:space="preserve">Done when: On the public URL, at least 0–999 999 converts correctly including the separation and clipping rules, npx vitest run is green with ≥6 converter tests whose expected values cite PDF pages, and the feedback change is live.</w:t>
+        <w:t xml:space="preserve">Done when: On the public URL, at least 0–999 999 converts correctly including the separation and clipping rules, tests/tests.html reports 0 failed with at least 6 converter tests whose names cite PDF pages, and the feedback change is live.</w:t>
       </w:r>
     </w:p>
     <w:p>
@@ -2397,7 +2037,7 @@
           <w:sz w:val="19"/>
           <w:szCs w:val="19"/>
         </w:rPr>
-        <w:t xml:space="preserve">Work sample to the Git repository before ticking: tests/numbers.test.js with PDF-cited expectations, src/lib/numbers.js, the Numbers view live, and the feedback-change commit linked to its finding.</w:t>
+        <w:t xml:space="preserve">Work sample to the Git repository before ticking: tests/numbers.test.js with PDF-cited expectations, js/numbers.js, the Numbers page live, and the feedback-change commit linked to its finding.</w:t>
       </w:r>
     </w:p>
     <w:p>
@@ -2411,7 +2051,7 @@
           <w:bCs/>
           <w:color w:val="143e78"/>
         </w:rPr>
-        <w:t xml:space="preserve">Week 46 · 9–13 Nov — Phrasebook, dialogues and search</w:t>
+        <w:t xml:space="preserve">Week 46 · 9–13 Nov — Phrasebook, word cards and search</w:t>
       </w:r>
     </w:p>
     <w:p>
@@ -2426,43 +2066,43 @@
           <w:sz w:val="21"/>
           <w:szCs w:val="21"/>
         </w:rPr>
-        <w:t xml:space="preserve">The Phrasebook &amp; Chapter 1 view is live: the café dialogues side by side with an Ionian/English toggle, and a search that filters phrases and vocabulary across the content files.</w:t>
-      </w:r>
-    </w:p>
-    <w:p>
-      <w:pPr>
-        <w:spacing w:after="80" w:before="0"/>
-      </w:pPr>
-      <w:r>
-        <w:rPr>
-          <w:sz w:val="21"/>
-          <w:szCs w:val="21"/>
-        </w:rPr>
-        <w:t xml:space="preserve">☐  Type phrases.json from PDF pages 12 and 51–56 and mark pages 57–58 as “coming later”.</w:t>
-      </w:r>
-    </w:p>
-    <w:p>
-      <w:pPr>
-        <w:spacing w:after="80" w:before="0"/>
-      </w:pPr>
-      <w:r>
-        <w:rPr>
-          <w:sz w:val="21"/>
-          <w:szCs w:val="21"/>
-        </w:rPr>
-        <w:t xml:space="preserve">☐  Build the dialogue viewer with the Ionian/English toggle.</w:t>
-      </w:r>
-    </w:p>
-    <w:p>
-      <w:pPr>
-        <w:spacing w:after="80" w:before="0"/>
-      </w:pPr>
-      <w:r>
-        <w:rPr>
-          <w:sz w:val="21"/>
-          <w:szCs w:val="21"/>
-        </w:rPr>
-        <w:t xml:space="preserve">☐  Build the search with a controlled input and prove the XSS string renders as text.</w:t>
+        <w:t xml:space="preserve">The Phrasebook &amp; Chapter 1 page is live: the café dialogues side by side with an Ionian/English toggle, the vocabulary as a Bootstrap card grid, and a search box that filters the cards as you type.</w:t>
+      </w:r>
+    </w:p>
+    <w:p>
+      <w:pPr>
+        <w:spacing w:after="80" w:before="0"/>
+      </w:pPr>
+      <w:r>
+        <w:rPr>
+          <w:sz w:val="21"/>
+          <w:szCs w:val="21"/>
+        </w:rPr>
+        <w:t xml:space="preserve">☐  Complete data/words.json and write data/phrases.json from PDF pages 12 and 51–56, marking pages 57–58 as “coming later”.</w:t>
+      </w:r>
+    </w:p>
+    <w:p>
+      <w:pPr>
+        <w:spacing w:after="80" w:before="0"/>
+      </w:pPr>
+      <w:r>
+        <w:rPr>
+          <w:sz w:val="21"/>
+          <w:szCs w:val="21"/>
+        </w:rPr>
+        <w:t xml:space="preserve">☐  Render the vocabulary as a Bootstrap card grid and build the dialogue viewer with the Ionian/English toggle.</w:t>
+      </w:r>
+    </w:p>
+    <w:p>
+      <w:pPr>
+        <w:spacing w:after="80" w:before="0"/>
+      </w:pPr>
+      <w:r>
+        <w:rPr>
+          <w:sz w:val="21"/>
+          <w:szCs w:val="21"/>
+        </w:rPr>
+        <w:t xml:space="preserve">☐  Build the search that filters the cards in memory, render with textContent, and prove the XSS string appears as text.</w:t>
       </w:r>
     </w:p>
     <w:p>
@@ -2487,7 +2127,7 @@
           <w:sz w:val="19"/>
           <w:szCs w:val="19"/>
         </w:rPr>
-        <w:t xml:space="preserve">Done when: A beginner can find 'thank you' by typing 'thank' on the public URL, the dialogues toggle between languages, searching for &lt;img src=x onerror=alert(1)&gt; renders as harmless text, and the full test matrix (≥12 cases) exists with expected results filled in.</w:t>
+        <w:t xml:space="preserve">Done when: A beginner can find 'thank you' by typing 'thank' on the public URL, the cards filter as you type with a live match count, the dialogues toggle between languages, searching for the T10 attack string (the img-onerror line in the test matrix) renders as harmless text, and the full test matrix (at least 12 cases) exists with the expected results filled in.</w:t>
       </w:r>
     </w:p>
     <w:p>
@@ -2500,7 +2140,7 @@
           <w:sz w:val="19"/>
           <w:szCs w:val="19"/>
         </w:rPr>
-        <w:t xml:space="preserve">Work sample to the Git repository before ticking: the Phrasebook live with search, the XSS screenshot, the full test matrix with expected results filled in, and the LICENSE/CREDITS commits.</w:t>
+        <w:t xml:space="preserve">Work sample to the Git repository before ticking: The Phrasebook live with the card grid and search, the XSS screenshot, the full test matrix with expected results filled in, and the LICENSE/CREDITS commits.</w:t>
       </w:r>
     </w:p>
     <w:p>
@@ -2529,7 +2169,7 @@
           <w:sz w:val="21"/>
           <w:szCs w:val="21"/>
         </w:rPr>
-        <w:t xml:space="preserve">The site passes a real quality bar: the full test matrix is run with results recorded, all three debugging chains are complete, accessibility is verified with before/after Lighthouse pairs, and the code has been refactored while every test stays green.</w:t>
+        <w:t xml:space="preserve">The site passes a real quality bar: the full test matrix is run with results recorded, all three debugging chains are complete, accessibility is verified with before/after Lighthouse pairs, every page validates as HTML, and the code has been refactored while every test stays green.</w:t>
       </w:r>
     </w:p>
     <w:p>
@@ -2565,19 +2205,19 @@
           <w:sz w:val="21"/>
           <w:szCs w:val="21"/>
         </w:rPr>
-        <w:t xml:space="preserve">☐  Run the accessibility audit: fix keyboard, contrast, alt and labels, and record Lighthouse before/after pairs.</w:t>
-      </w:r>
-    </w:p>
-    <w:p>
-      <w:pPr>
-        <w:spacing w:after="80" w:before="0"/>
-      </w:pPr>
-      <w:r>
-        <w:rPr>
-          <w:sz w:val="21"/>
-          <w:szCs w:val="21"/>
-        </w:rPr>
-        <w:t xml:space="preserve">☐  Run npm audit and the no-secrets check, then refactor in small commits with tests green in between.</w:t>
+        <w:t xml:space="preserve">☐  Run the accessibility audit and the W3C HTML validation: fix keyboard, contrast, alt, labels and markup errors, and record the Lighthouse before/after pairs.</w:t>
+      </w:r>
+    </w:p>
+    <w:p>
+      <w:pPr>
+        <w:spacing w:after="80" w:before="0"/>
+      </w:pPr>
+      <w:r>
+        <w:rPr>
+          <w:sz w:val="21"/>
+          <w:szCs w:val="21"/>
+        </w:rPr>
+        <w:t xml:space="preserve">☐  Review the CDN dependencies (version pinned, integrity hash) and run the no-secrets check, then refactor in small commits with the tests green in between.</w:t>
       </w:r>
     </w:p>
     <w:p>
@@ -2590,7 +2230,7 @@
           <w:sz w:val="19"/>
           <w:szCs w:val="19"/>
         </w:rPr>
-        <w:t xml:space="preserve">Done when: The matrix has every row filled with observed results and dates, three complete chains are in debugging-chains.md, the after-Lighthouse accessibility score is recorded with the before-pair, and npx vitest run plus node tools/validate-content.mjs are both green on main.</w:t>
+        <w:t xml:space="preserve">Done when: The matrix has every row filled with observed results and dates, three complete chains are in debugging-chains.md, the after-Lighthouse accessibility score is recorded next to its before-pair, every page validates without errors, and tests/tests.html plus tools/check-data.html are both green on main.</w:t>
       </w:r>
     </w:p>
     <w:p>
@@ -2603,7 +2243,7 @@
           <w:sz w:val="19"/>
           <w:szCs w:val="19"/>
         </w:rPr>
-        <w:t xml:space="preserve">Work sample to the Git repository before ticking: the executed test matrix, debugging-chains.md with three complete chains, the Lighthouse pairs in project-docs/lighthouse/, and the refactor commit series.</w:t>
+        <w:t xml:space="preserve">Work sample to the Git repository before ticking: The executed test matrix, debugging-chains.md with three complete chains, the Lighthouse pairs in project-docs/lighthouse/, html-validation.md and security-review.md, and the refactor commit series.</w:t>
       </w:r>
     </w:p>
     <w:p>
@@ -2707,7 +2347,7 @@
           <w:sz w:val="19"/>
           <w:szCs w:val="19"/>
         </w:rPr>
-        <w:t xml:space="preserve">Done when: The tester reached and read the café dialogue using only the site and your written instructions — no spoken help; the clean clone builds and runs with README steps only; v1.0 is tagged, released and live at the public URL.</w:t>
+        <w:t xml:space="preserve">Done when: The tester reached and read the café dialogue using only the site and your written instructions — no spoken help; the fresh clone runs with the README steps only; v1.0 is tagged, released and live at the public URL.</w:t>
       </w:r>
     </w:p>
     <w:p>
@@ -2720,7 +2360,7 @@
           <w:sz w:val="19"/>
           <w:szCs w:val="19"/>
         </w:rPr>
-        <w:t xml:space="preserve">Work sample to the Git repository before ticking: the clean-clone notes, user-test-2026-w48.md, deployment-path.md, the instruction-fix commits and the v1.0 release.</w:t>
+        <w:t xml:space="preserve">Work sample to the Git repository before ticking: The clean-clone notes, user-test-2026-w48.md, deployment-path.md, the instruction-fix commits and the v1.0 release.</w:t>
       </w:r>
     </w:p>
     <w:p>
@@ -2811,7 +2451,7 @@
           <w:sz w:val="19"/>
           <w:szCs w:val="19"/>
         </w:rPr>
-        <w:t xml:space="preserve">Work sample to the Git repository before ticking: the fully linked matrix, project-docs with the final journal, AI log and self-assessment, and the handover confirmation.</w:t>
+        <w:t xml:space="preserve">Work sample to the Git repository before ticking: The fully linked matrix, project-docs with the final journal, AI log and self-assessment, and the handover confirmation.</w:t>
       </w:r>
     </w:p>
     <w:p>
@@ -2946,151 +2586,151 @@
           <w:bCs/>
           <w:color w:val="143e78"/>
         </w:rPr>
-        <w:t xml:space="preserve">Tieto- ja viestintätekniikan perustehtävät · 12 vaatimusta</w:t>
-      </w:r>
-    </w:p>
-    <w:p>
-      <w:pPr>
-        <w:spacing w:after="60" w:before="0"/>
-      </w:pPr>
-      <w:r>
-        <w:rPr>
-          <w:sz w:val="19"/>
-          <w:szCs w:val="19"/>
-        </w:rPr>
-        <w:t xml:space="preserve">☐  Palveluasenne — How you receive and act on feedback in the review and the user test (wk 44, 48).</w:t>
-      </w:r>
-    </w:p>
-    <w:p>
-      <w:pPr>
-        <w:spacing w:after="60" w:before="0"/>
-      </w:pPr>
-      <w:r>
-        <w:rPr>
-          <w:sz w:val="19"/>
-          <w:szCs w:val="19"/>
-        </w:rPr>
-        <w:t xml:space="preserve">☐  Asiakkaiden palvelu — Kickoff and review with the client role: the question list and the recorded answers (wk 36, 44).</w:t>
-      </w:r>
-    </w:p>
-    <w:p>
-      <w:pPr>
-        <w:spacing w:after="60" w:before="0"/>
-      </w:pPr>
-      <w:r>
-        <w:rPr>
-          <w:sz w:val="19"/>
-          <w:szCs w:val="19"/>
-        </w:rPr>
-        <w:t xml:space="preserve">☐  Tarpeen varmistaminen — The needs analysis and the justified solution proposal in the plan (wk 36).</w:t>
-      </w:r>
-    </w:p>
-    <w:p>
-      <w:pPr>
-        <w:spacing w:after="60" w:before="0"/>
-      </w:pPr>
-      <w:r>
-        <w:rPr>
-          <w:sz w:val="19"/>
-          <w:szCs w:val="19"/>
-        </w:rPr>
-        <w:t xml:space="preserve">☐  Palautteen pyytäminen — The feedback request in the review; the self-assessment in the demonstration week (wk 44, 49).</w:t>
-      </w:r>
-    </w:p>
-    <w:p>
-      <w:pPr>
-        <w:spacing w:after="60" w:before="0"/>
-      </w:pPr>
-      <w:r>
-        <w:rPr>
-          <w:sz w:val="19"/>
-          <w:szCs w:val="19"/>
-        </w:rPr>
-        <w:t xml:space="preserve">☐  Viestintäkanavat — GitHub issues and the agreed channels in use for the whole project (wk 36 onwards).</w:t>
-      </w:r>
-    </w:p>
-    <w:p>
-      <w:pPr>
-        <w:spacing w:after="60" w:before="0"/>
-      </w:pPr>
-      <w:r>
-        <w:rPr>
-          <w:sz w:val="19"/>
-          <w:szCs w:val="19"/>
-        </w:rPr>
-        <w:t xml:space="preserve">☐  Alan perussanasto — The comparison memo: field vocabulary and the library options with their trends (wk 38).</w:t>
-      </w:r>
-    </w:p>
-    <w:p>
-      <w:pPr>
-        <w:spacing w:after="60" w:before="0"/>
-      </w:pPr>
-      <w:r>
-        <w:rPr>
-          <w:sz w:val="19"/>
-          <w:szCs w:val="19"/>
-        </w:rPr>
-        <w:t xml:space="preserve">☐  Englanninkielinen materiaali — English documentation sources cited in the journal and the AI log (wk 37–39).</w:t>
-      </w:r>
-    </w:p>
-    <w:p>
-      <w:pPr>
-        <w:spacing w:after="60" w:before="0"/>
-      </w:pPr>
-      <w:r>
-        <w:rPr>
-          <w:sz w:val="19"/>
-          <w:szCs w:val="19"/>
-        </w:rPr>
-        <w:t xml:space="preserve">☐  Tiedonhaku ongelmissa — The information trail inside the debugging chains (wk 44–47).</w:t>
-      </w:r>
-    </w:p>
-    <w:p>
-      <w:pPr>
-        <w:spacing w:after="60" w:before="0"/>
-      </w:pPr>
-      <w:r>
-        <w:rPr>
-          <w:sz w:val="19"/>
-          <w:szCs w:val="19"/>
-        </w:rPr>
-        <w:t xml:space="preserve">☐  Käyttöjärjestelmät — The development environment set up: OS tools, Node, VS Code, Git (wk 36).</w:t>
-      </w:r>
-    </w:p>
-    <w:p>
-      <w:pPr>
-        <w:spacing w:after="60" w:before="0"/>
-      </w:pPr>
-      <w:r>
-        <w:rPr>
-          <w:sz w:val="19"/>
-          <w:szCs w:val="19"/>
-        </w:rPr>
-        <w:t xml:space="preserve">☐  Verkkoyhteyden jako — The dev server shared to the local network and tested on a phone, with the security notes (wk 36).</w:t>
-      </w:r>
-    </w:p>
-    <w:p>
-      <w:pPr>
-        <w:spacing w:after="60" w:before="0"/>
-      </w:pPr>
-      <w:r>
-        <w:rPr>
-          <w:sz w:val="19"/>
-          <w:szCs w:val="19"/>
-        </w:rPr>
-        <w:t xml:space="preserve">☐  Verkon perusrakenne — The deployment-path description from your own artefacts: localhost → LAN → Pages/HTTPS (wk 48).</w:t>
-      </w:r>
-    </w:p>
-    <w:p>
-      <w:pPr>
-        <w:spacing w:after="60" w:before="0"/>
-      </w:pPr>
-      <w:r>
-        <w:rPr>
-          <w:sz w:val="19"/>
-          <w:szCs w:val="19"/>
-        </w:rPr>
-        <w:t xml:space="preserve">☐  Laitteiden suojaus — Partial: environment hardening (wk 36), the checkpoint (wk 44) and the dependency audit (wk 47); the rest is an open item owned by the supervisor.</w:t>
+        <w:t xml:space="preserve">Tieto- ja viestintätekniikan perustehtävät</w:t>
+      </w:r>
+    </w:p>
+    <w:p>
+      <w:pPr>
+        <w:spacing w:after="60" w:before="0"/>
+      </w:pPr>
+      <w:r>
+        <w:rPr>
+          <w:sz w:val="19"/>
+          <w:szCs w:val="19"/>
+        </w:rPr>
+        <w:t xml:space="preserve">☐  Palveluasenne – How you receive and act on feedback in the review and the user test (wk 44, 48).</w:t>
+      </w:r>
+    </w:p>
+    <w:p>
+      <w:pPr>
+        <w:spacing w:after="60" w:before="0"/>
+      </w:pPr>
+      <w:r>
+        <w:rPr>
+          <w:sz w:val="19"/>
+          <w:szCs w:val="19"/>
+        </w:rPr>
+        <w:t xml:space="preserve">☐  Asiakkaiden palvelu – Kickoff and review with the client role: the question list and the recorded answers (wk 36, 44).</w:t>
+      </w:r>
+    </w:p>
+    <w:p>
+      <w:pPr>
+        <w:spacing w:after="60" w:before="0"/>
+      </w:pPr>
+      <w:r>
+        <w:rPr>
+          <w:sz w:val="19"/>
+          <w:szCs w:val="19"/>
+        </w:rPr>
+        <w:t xml:space="preserve">☐  Tarpeen varmistaminen – The needs analysis and the justified solution proposal in the plan (wk 36).</w:t>
+      </w:r>
+    </w:p>
+    <w:p>
+      <w:pPr>
+        <w:spacing w:after="60" w:before="0"/>
+      </w:pPr>
+      <w:r>
+        <w:rPr>
+          <w:sz w:val="19"/>
+          <w:szCs w:val="19"/>
+        </w:rPr>
+        <w:t xml:space="preserve">☐  Palautteen pyytäminen – The feedback request in the review; the self-assessment in the demonstration week (wk 44, 49).</w:t>
+      </w:r>
+    </w:p>
+    <w:p>
+      <w:pPr>
+        <w:spacing w:after="60" w:before="0"/>
+      </w:pPr>
+      <w:r>
+        <w:rPr>
+          <w:sz w:val="19"/>
+          <w:szCs w:val="19"/>
+        </w:rPr>
+        <w:t xml:space="preserve">☐  Viestintäkanavat – GitHub issues and the agreed channels in use for the whole project (wk 36 onwards).</w:t>
+      </w:r>
+    </w:p>
+    <w:p>
+      <w:pPr>
+        <w:spacing w:after="60" w:before="0"/>
+      </w:pPr>
+      <w:r>
+        <w:rPr>
+          <w:sz w:val="19"/>
+          <w:szCs w:val="19"/>
+        </w:rPr>
+        <w:t xml:space="preserve">☐  Alan perussanasto – The comparison memo: field vocabulary and the library options with their trends (wk 38).</w:t>
+      </w:r>
+    </w:p>
+    <w:p>
+      <w:pPr>
+        <w:spacing w:after="60" w:before="0"/>
+      </w:pPr>
+      <w:r>
+        <w:rPr>
+          <w:sz w:val="19"/>
+          <w:szCs w:val="19"/>
+        </w:rPr>
+        <w:t xml:space="preserve">☐  Englanninkielinen materiaali – English documentation sources cited in the journal and the AI log (wk 37–39).</w:t>
+      </w:r>
+    </w:p>
+    <w:p>
+      <w:pPr>
+        <w:spacing w:after="60" w:before="0"/>
+      </w:pPr>
+      <w:r>
+        <w:rPr>
+          <w:sz w:val="19"/>
+          <w:szCs w:val="19"/>
+        </w:rPr>
+        <w:t xml:space="preserve">☐  Tiedonhaku ongelmissa – The information trail inside the debugging chains (wk 44–47).</w:t>
+      </w:r>
+    </w:p>
+    <w:p>
+      <w:pPr>
+        <w:spacing w:after="60" w:before="0"/>
+      </w:pPr>
+      <w:r>
+        <w:rPr>
+          <w:sz w:val="19"/>
+          <w:szCs w:val="19"/>
+        </w:rPr>
+        <w:t xml:space="preserve">☐  Käyttöjärjestelmät – The development environment set up: OS tools, VS Code, a local web server, Git (wk 36).</w:t>
+      </w:r>
+    </w:p>
+    <w:p>
+      <w:pPr>
+        <w:spacing w:after="60" w:before="0"/>
+      </w:pPr>
+      <w:r>
+        <w:rPr>
+          <w:sz w:val="19"/>
+          <w:szCs w:val="19"/>
+        </w:rPr>
+        <w:t xml:space="preserve">☐  Verkkoyhteyden jako – The local web server shared to the local network and tested on a phone, with the security notes (wk 36).</w:t>
+      </w:r>
+    </w:p>
+    <w:p>
+      <w:pPr>
+        <w:spacing w:after="60" w:before="0"/>
+      </w:pPr>
+      <w:r>
+        <w:rPr>
+          <w:sz w:val="19"/>
+          <w:szCs w:val="19"/>
+        </w:rPr>
+        <w:t xml:space="preserve">☐  Verkon perusrakenne – The deployment-path description from your own artefacts: localhost → LAN → Pages/HTTPS (wk 48).</w:t>
+      </w:r>
+    </w:p>
+    <w:p>
+      <w:pPr>
+        <w:spacing w:after="60" w:before="0"/>
+      </w:pPr>
+      <w:r>
+        <w:rPr>
+          <w:sz w:val="19"/>
+          <w:szCs w:val="19"/>
+        </w:rPr>
+        <w:t xml:space="preserve">☐  Laitteiden suojaus – Partial: environment hardening (wk 36), the checkpoint (wk 44) and the dependency audit (wk 47); the rest is an open item owned by the supervisor.</w:t>
       </w:r>
     </w:p>
     <w:p>
@@ -3104,139 +2744,139 @@
           <w:bCs/>
           <w:color w:val="143e78"/>
         </w:rPr>
-        <w:t xml:space="preserve">Ohjelmointi · 11 vaatimusta</w:t>
-      </w:r>
-    </w:p>
-    <w:p>
-      <w:pPr>
-        <w:spacing w:after="60" w:before="0"/>
-      </w:pPr>
-      <w:r>
-        <w:rPr>
-          <w:sz w:val="19"/>
-          <w:szCs w:val="19"/>
-        </w:rPr>
-        <w:t xml:space="preserve">☐  Kehitysympäristö — Vite + VS Code + ESLint in use; the first build and deploy (wk 36).</w:t>
-      </w:r>
-    </w:p>
-    <w:p>
-      <w:pPr>
-        <w:spacing w:after="60" w:before="0"/>
-      </w:pPr>
-      <w:r>
-        <w:rPr>
-          <w:sz w:val="19"/>
-          <w:szCs w:val="19"/>
-        </w:rPr>
-        <w:t xml:space="preserve">☐  Virheiden korjaus — Three complete debugging chains, observation to regression test (wk 44–47).</w:t>
-      </w:r>
-    </w:p>
-    <w:p>
-      <w:pPr>
-        <w:spacing w:after="60" w:before="0"/>
-      </w:pPr>
-      <w:r>
-        <w:rPr>
-          <w:sz w:val="19"/>
-          <w:szCs w:val="19"/>
-        </w:rPr>
-        <w:t xml:space="preserve">☐  Toimintojen testaus — The converter unit tests and the executed test matrix (wk 45, 47).</w:t>
-      </w:r>
-    </w:p>
-    <w:p>
-      <w:pPr>
-        <w:spacing w:after="60" w:before="0"/>
-      </w:pPr>
-      <w:r>
-        <w:rPr>
-          <w:sz w:val="19"/>
-          <w:szCs w:val="19"/>
-        </w:rPr>
-        <w:t xml:space="preserve">☐  Rakenteinen ohjelmointi — The converter's pure functions and module split in numbers.js (wk 45).</w:t>
-      </w:r>
-    </w:p>
-    <w:p>
-      <w:pPr>
-        <w:spacing w:after="60" w:before="0"/>
-      </w:pPr>
-      <w:r>
-        <w:rPr>
-          <w:sz w:val="19"/>
-          <w:szCs w:val="19"/>
-        </w:rPr>
-        <w:t xml:space="preserve">☐  Ylläpidettävä koodi — The refactor series with green tests, naming and ESLint (wk 47).</w:t>
-      </w:r>
-    </w:p>
-    <w:p>
-      <w:pPr>
-        <w:spacing w:after="60" w:before="0"/>
-      </w:pPr>
-      <w:r>
-        <w:rPr>
-          <w:sz w:val="19"/>
-          <w:szCs w:val="19"/>
-        </w:rPr>
-        <w:t xml:space="preserve">☐  Käyttöliittymän toteutus — The views built from the site map: Home, Alphabet, Pronouns, Nouns &amp; Articles (wk 38–40).</w:t>
-      </w:r>
-    </w:p>
-    <w:p>
-      <w:pPr>
-        <w:spacing w:after="60" w:before="0"/>
-      </w:pPr>
-      <w:r>
-        <w:rPr>
-          <w:sz w:val="19"/>
-          <w:szCs w:val="19"/>
-        </w:rPr>
-        <w:t xml:space="preserve">☐  Toimintojen toteutus — The converter and the search, from issue to done-when condition (wk 45–46).</w:t>
-      </w:r>
-    </w:p>
-    <w:p>
-      <w:pPr>
-        <w:spacing w:after="60" w:before="0"/>
-      </w:pPr>
-      <w:r>
-        <w:rPr>
-          <w:sz w:val="19"/>
-          <w:szCs w:val="19"/>
-        </w:rPr>
-        <w:t xml:space="preserve">☐  Tehtävistä sopiminen — The weekly agreements with the supervisor and the issue assignments (wk 36, 44).</w:t>
-      </w:r>
-    </w:p>
-    <w:p>
-      <w:pPr>
-        <w:spacing w:after="60" w:before="0"/>
-      </w:pPr>
-      <w:r>
-        <w:rPr>
-          <w:sz w:val="19"/>
-          <w:szCs w:val="19"/>
-        </w:rPr>
-        <w:t xml:space="preserve">☐  Ratkaisujen etsiminen yhdessä — The library options discussed together; the review solutions agreed together (wk 38, 44).</w:t>
-      </w:r>
-    </w:p>
-    <w:p>
-      <w:pPr>
-        <w:spacing w:after="60" w:before="0"/>
-      </w:pPr>
-      <w:r>
-        <w:rPr>
-          <w:sz w:val="19"/>
-          <w:szCs w:val="19"/>
-        </w:rPr>
-        <w:t xml:space="preserve">☐  Toimivuuden arviointi — The solutions evaluated in the review, with the recorded decisions (wk 44).</w:t>
-      </w:r>
-    </w:p>
-    <w:p>
-      <w:pPr>
-        <w:spacing w:after="60" w:before="0"/>
-      </w:pPr>
-      <w:r>
-        <w:rPr>
-          <w:sz w:val="19"/>
-          <w:szCs w:val="19"/>
-        </w:rPr>
-        <w:t xml:space="preserve">☐  Oman toiminnan arviointi — The self-assessment and the journal's weekly reflections (wk 49).</w:t>
+        <w:t xml:space="preserve">Ohjelmointi</w:t>
+      </w:r>
+    </w:p>
+    <w:p>
+      <w:pPr>
+        <w:spacing w:after="60" w:before="0"/>
+      </w:pPr>
+      <w:r>
+        <w:rPr>
+          <w:sz w:val="19"/>
+          <w:szCs w:val="19"/>
+        </w:rPr>
+        <w:t xml:space="preserve">☐  Kehitysympäristö – VS Code, Live Server and browser DevTools in use; the first commit and deploy (wk 36).</w:t>
+      </w:r>
+    </w:p>
+    <w:p>
+      <w:pPr>
+        <w:spacing w:after="60" w:before="0"/>
+      </w:pPr>
+      <w:r>
+        <w:rPr>
+          <w:sz w:val="19"/>
+          <w:szCs w:val="19"/>
+        </w:rPr>
+        <w:t xml:space="preserve">☐  Virheiden korjaus – Three complete debugging chains, observation to regression test (wk 44–47).</w:t>
+      </w:r>
+    </w:p>
+    <w:p>
+      <w:pPr>
+        <w:spacing w:after="60" w:before="0"/>
+      </w:pPr>
+      <w:r>
+        <w:rPr>
+          <w:sz w:val="19"/>
+          <w:szCs w:val="19"/>
+        </w:rPr>
+        <w:t xml:space="preserve">☐  Toimintojen testaus – The converter unit tests in tests/tests.html and the executed test matrix (wk 45, 47).</w:t>
+      </w:r>
+    </w:p>
+    <w:p>
+      <w:pPr>
+        <w:spacing w:after="60" w:before="0"/>
+      </w:pPr>
+      <w:r>
+        <w:rPr>
+          <w:sz w:val="19"/>
+          <w:szCs w:val="19"/>
+        </w:rPr>
+        <w:t xml:space="preserve">☐  Rakenteinen ohjelmointi – The converter's pure functions and ES-module split in js/numbers.js (wk 45).</w:t>
+      </w:r>
+    </w:p>
+    <w:p>
+      <w:pPr>
+        <w:spacing w:after="60" w:before="0"/>
+      </w:pPr>
+      <w:r>
+        <w:rPr>
+          <w:sz w:val="19"/>
+          <w:szCs w:val="19"/>
+        </w:rPr>
+        <w:t xml:space="preserve">☐  Ylläpidettävä koodi – The refactor series with green tests, naming and HTML validation (wk 47).</w:t>
+      </w:r>
+    </w:p>
+    <w:p>
+      <w:pPr>
+        <w:spacing w:after="60" w:before="0"/>
+      </w:pPr>
+      <w:r>
+        <w:rPr>
+          <w:sz w:val="19"/>
+          <w:szCs w:val="19"/>
+        </w:rPr>
+        <w:t xml:space="preserve">☐  Käyttöliittymän toteutus – The pages built from the site map: Home, Alphabet, Pronouns, Nouns &amp; Articles (wk 38–40).</w:t>
+      </w:r>
+    </w:p>
+    <w:p>
+      <w:pPr>
+        <w:spacing w:after="60" w:before="0"/>
+      </w:pPr>
+      <w:r>
+        <w:rPr>
+          <w:sz w:val="19"/>
+          <w:szCs w:val="19"/>
+        </w:rPr>
+        <w:t xml:space="preserve">☐  Toimintojen toteutus – The converter and the search, from issue to done-when condition (wk 45–46).</w:t>
+      </w:r>
+    </w:p>
+    <w:p>
+      <w:pPr>
+        <w:spacing w:after="60" w:before="0"/>
+      </w:pPr>
+      <w:r>
+        <w:rPr>
+          <w:sz w:val="19"/>
+          <w:szCs w:val="19"/>
+        </w:rPr>
+        <w:t xml:space="preserve">☐  Tehtävistä sopiminen – The weekly agreements with the supervisor and the issue assignments (wk 36, 44).</w:t>
+      </w:r>
+    </w:p>
+    <w:p>
+      <w:pPr>
+        <w:spacing w:after="60" w:before="0"/>
+      </w:pPr>
+      <w:r>
+        <w:rPr>
+          <w:sz w:val="19"/>
+          <w:szCs w:val="19"/>
+        </w:rPr>
+        <w:t xml:space="preserve">☐  Ratkaisujen etsiminen yhdessä – The library options discussed together; the review solutions agreed together (wk 38, 44).</w:t>
+      </w:r>
+    </w:p>
+    <w:p>
+      <w:pPr>
+        <w:spacing w:after="60" w:before="0"/>
+      </w:pPr>
+      <w:r>
+        <w:rPr>
+          <w:sz w:val="19"/>
+          <w:szCs w:val="19"/>
+        </w:rPr>
+        <w:t xml:space="preserve">☐  Toimivuuden arviointi – The solutions evaluated in the review, with the recorded decisions (wk 44).</w:t>
+      </w:r>
+    </w:p>
+    <w:p>
+      <w:pPr>
+        <w:spacing w:after="60" w:before="0"/>
+      </w:pPr>
+      <w:r>
+        <w:rPr>
+          <w:sz w:val="19"/>
+          <w:szCs w:val="19"/>
+        </w:rPr>
+        <w:t xml:space="preserve">☐  Oman toiminnan arviointi – The self-assessment and the journal's weekly reflections (wk 49).</w:t>
       </w:r>
     </w:p>
     <w:p>
@@ -3250,175 +2890,175 @@
           <w:bCs/>
           <w:color w:val="143e78"/>
         </w:rPr>
-        <w:t xml:space="preserve">Ohjelmistokehittäjänä toimiminen · 14 vaatimusta</w:t>
-      </w:r>
-    </w:p>
-    <w:p>
-      <w:pPr>
-        <w:spacing w:after="60" w:before="0"/>
-      </w:pPr>
-      <w:r>
-        <w:rPr>
-          <w:sz w:val="19"/>
-          <w:szCs w:val="19"/>
-        </w:rPr>
-        <w:t xml:space="preserve">☐  Asiakkaan tarpeet — The kickoff: needs recorded as decisions, open items and assumptions (wk 36).</w:t>
-      </w:r>
-    </w:p>
-    <w:p>
-      <w:pPr>
-        <w:spacing w:after="60" w:before="0"/>
-      </w:pPr>
-      <w:r>
-        <w:rPr>
-          <w:sz w:val="19"/>
-          <w:szCs w:val="19"/>
-        </w:rPr>
-        <w:t xml:space="preserve">☐  Asiakaslähtöinen viestintä — A technical matter explained in plain language in the review and test memos (wk 44, 48).</w:t>
-      </w:r>
-    </w:p>
-    <w:p>
-      <w:pPr>
-        <w:spacing w:after="60" w:before="0"/>
-      </w:pPr>
-      <w:r>
-        <w:rPr>
-          <w:sz w:val="19"/>
-          <w:szCs w:val="19"/>
-        </w:rPr>
-        <w:t xml:space="preserve">☐  Version katselmointi — The v0.5 review with a decision for every finding (wk 44).</w:t>
-      </w:r>
-    </w:p>
-    <w:p>
-      <w:pPr>
-        <w:spacing w:after="60" w:before="0"/>
-      </w:pPr>
-      <w:r>
-        <w:rPr>
-          <w:sz w:val="19"/>
-          <w:szCs w:val="19"/>
-        </w:rPr>
-        <w:t xml:space="preserve">☐  Tärkeysjärjestys — The P0/P1/P2 backlog with justifications (wk 36).</w:t>
-      </w:r>
-    </w:p>
-    <w:p>
-      <w:pPr>
-        <w:spacing w:after="60" w:before="0"/>
-      </w:pPr>
-      <w:r>
-        <w:rPr>
-          <w:sz w:val="19"/>
-          <w:szCs w:val="19"/>
-        </w:rPr>
-        <w:t xml:space="preserve">☐  Tehtäviksi jako — The views split into issues with done-when conditions (wk 36).</w:t>
-      </w:r>
-    </w:p>
-    <w:p>
-      <w:pPr>
-        <w:spacing w:after="60" w:before="0"/>
-      </w:pPr>
-      <w:r>
-        <w:rPr>
-          <w:sz w:val="19"/>
-          <w:szCs w:val="19"/>
-        </w:rPr>
-        <w:t xml:space="preserve">☐  Toteutuksen suunnittelu ja arviointi — The size estimates and the estimate-vs-actual comparison in the re-plan (wk 36, 44).</w:t>
-      </w:r>
-    </w:p>
-    <w:p>
-      <w:pPr>
-        <w:spacing w:after="60" w:before="0"/>
-      </w:pPr>
-      <w:r>
-        <w:rPr>
-          <w:sz w:val="19"/>
-          <w:szCs w:val="19"/>
-        </w:rPr>
-        <w:t xml:space="preserve">☐  Toimintalogiikka — The converter logic and the search (wk 45–46).</w:t>
-      </w:r>
-    </w:p>
-    <w:p>
-      <w:pPr>
-        <w:spacing w:after="60" w:before="0"/>
-      </w:pPr>
-      <w:r>
-        <w:rPr>
-          <w:sz w:val="19"/>
-          <w:szCs w:val="19"/>
-        </w:rPr>
-        <w:t xml:space="preserve">☐  Tietovaraston valinta — The JSON + runtime-fetch decision with the rejected alternatives (wk 37).</w:t>
-      </w:r>
-    </w:p>
-    <w:p>
-      <w:pPr>
-        <w:spacing w:after="60" w:before="0"/>
-      </w:pPr>
-      <w:r>
-        <w:rPr>
-          <w:sz w:val="19"/>
-          <w:szCs w:val="19"/>
-        </w:rPr>
-        <w:t xml:space="preserve">☐  Yhteys tietovarastoon — Fetch with loading and error states, implemented and tested (wk 37, 39).</w:t>
-      </w:r>
-    </w:p>
-    <w:p>
-      <w:pPr>
-        <w:spacing w:after="60" w:before="0"/>
-      </w:pPr>
-      <w:r>
-        <w:rPr>
-          <w:sz w:val="19"/>
-          <w:szCs w:val="19"/>
-        </w:rPr>
-        <w:t xml:space="preserve">☐  Rajapinnat ja tiedon käsittely — The Fetch API plus the data transforms: grouping, filtering, search (wk 39, 46).</w:t>
-      </w:r>
-    </w:p>
-    <w:p>
-      <w:pPr>
-        <w:spacing w:after="60" w:before="0"/>
-      </w:pPr>
-      <w:r>
-        <w:rPr>
-          <w:sz w:val="19"/>
-          <w:szCs w:val="19"/>
-        </w:rPr>
-        <w:t xml:space="preserve">☐  Tietoturvan arviointi — The XSS proof, the dependency audit and the no-secrets check (wk 46–47).</w:t>
-      </w:r>
-    </w:p>
-    <w:p>
-      <w:pPr>
-        <w:spacing w:after="60" w:before="0"/>
-      </w:pPr>
-      <w:r>
-        <w:rPr>
-          <w:sz w:val="19"/>
-          <w:szCs w:val="19"/>
-        </w:rPr>
-        <w:t xml:space="preserve">☐  Versionhallinta — The commit history, the v0.5 and v1.0 tags, the branches and PRs (wk 36–49).</w:t>
-      </w:r>
-    </w:p>
-    <w:p>
-      <w:pPr>
-        <w:spacing w:after="60" w:before="0"/>
-      </w:pPr>
-      <w:r>
-        <w:rPr>
-          <w:sz w:val="19"/>
-          <w:szCs w:val="19"/>
-        </w:rPr>
-        <w:t xml:space="preserve">☐  Osan liittäminen versioon — The feedback change merged into the existing version from a feature branch (wk 45–46).</w:t>
-      </w:r>
-    </w:p>
-    <w:p>
-      <w:pPr>
-        <w:spacing w:after="60" w:before="0"/>
-      </w:pPr>
-      <w:r>
-        <w:rPr>
-          <w:sz w:val="19"/>
-          <w:szCs w:val="19"/>
-        </w:rPr>
-        <w:t xml:space="preserve">☐  Julkaisu tuotantoon — The first deploy and the v1.0 release on GitHub Pages (wk 36, 48).</w:t>
+        <w:t xml:space="preserve">Ohjelmistokehittäjänä toimiminen</w:t>
+      </w:r>
+    </w:p>
+    <w:p>
+      <w:pPr>
+        <w:spacing w:after="60" w:before="0"/>
+      </w:pPr>
+      <w:r>
+        <w:rPr>
+          <w:sz w:val="19"/>
+          <w:szCs w:val="19"/>
+        </w:rPr>
+        <w:t xml:space="preserve">☐  Asiakkaan tarpeet – The kickoff: needs recorded as decisions, open items and assumptions (wk 36).</w:t>
+      </w:r>
+    </w:p>
+    <w:p>
+      <w:pPr>
+        <w:spacing w:after="60" w:before="0"/>
+      </w:pPr>
+      <w:r>
+        <w:rPr>
+          <w:sz w:val="19"/>
+          <w:szCs w:val="19"/>
+        </w:rPr>
+        <w:t xml:space="preserve">☐  Asiakaslähtöinen viestintä – A technical matter explained in plain language in the review and test memos (wk 44, 48).</w:t>
+      </w:r>
+    </w:p>
+    <w:p>
+      <w:pPr>
+        <w:spacing w:after="60" w:before="0"/>
+      </w:pPr>
+      <w:r>
+        <w:rPr>
+          <w:sz w:val="19"/>
+          <w:szCs w:val="19"/>
+        </w:rPr>
+        <w:t xml:space="preserve">☐  Version katselmointi – The v0.5 review with a decision for every finding (wk 44).</w:t>
+      </w:r>
+    </w:p>
+    <w:p>
+      <w:pPr>
+        <w:spacing w:after="60" w:before="0"/>
+      </w:pPr>
+      <w:r>
+        <w:rPr>
+          <w:sz w:val="19"/>
+          <w:szCs w:val="19"/>
+        </w:rPr>
+        <w:t xml:space="preserve">☐  Tärkeysjärjestys – The P0/P1/P2 backlog with justifications (wk 36).</w:t>
+      </w:r>
+    </w:p>
+    <w:p>
+      <w:pPr>
+        <w:spacing w:after="60" w:before="0"/>
+      </w:pPr>
+      <w:r>
+        <w:rPr>
+          <w:sz w:val="19"/>
+          <w:szCs w:val="19"/>
+        </w:rPr>
+        <w:t xml:space="preserve">☐  Tehtäviksi jako – The views split into issues with done-when conditions (wk 36).</w:t>
+      </w:r>
+    </w:p>
+    <w:p>
+      <w:pPr>
+        <w:spacing w:after="60" w:before="0"/>
+      </w:pPr>
+      <w:r>
+        <w:rPr>
+          <w:sz w:val="19"/>
+          <w:szCs w:val="19"/>
+        </w:rPr>
+        <w:t xml:space="preserve">☐  Toteutuksen suunnittelu ja arviointi – The size estimates and the estimate-vs-actual comparison in the re-plan (wk 36, 44).</w:t>
+      </w:r>
+    </w:p>
+    <w:p>
+      <w:pPr>
+        <w:spacing w:after="60" w:before="0"/>
+      </w:pPr>
+      <w:r>
+        <w:rPr>
+          <w:sz w:val="19"/>
+          <w:szCs w:val="19"/>
+        </w:rPr>
+        <w:t xml:space="preserve">☐  Toimintalogiikka – The converter logic and the search (wk 45–46).</w:t>
+      </w:r>
+    </w:p>
+    <w:p>
+      <w:pPr>
+        <w:spacing w:after="60" w:before="0"/>
+      </w:pPr>
+      <w:r>
+        <w:rPr>
+          <w:sz w:val="19"/>
+          <w:szCs w:val="19"/>
+        </w:rPr>
+        <w:t xml:space="preserve">☐  Tietovaraston valinta – The JSON-files-in-data/ + runtime-fetch decision with the rejected alternatives (wk 37).</w:t>
+      </w:r>
+    </w:p>
+    <w:p>
+      <w:pPr>
+        <w:spacing w:after="60" w:before="0"/>
+      </w:pPr>
+      <w:r>
+        <w:rPr>
+          <w:sz w:val="19"/>
+          <w:szCs w:val="19"/>
+        </w:rPr>
+        <w:t xml:space="preserve">☐  Yhteys tietovarastoon – Fetch with loading and error states, implemented and tested (wk 37, 39).</w:t>
+      </w:r>
+    </w:p>
+    <w:p>
+      <w:pPr>
+        <w:spacing w:after="60" w:before="0"/>
+      </w:pPr>
+      <w:r>
+        <w:rPr>
+          <w:sz w:val="19"/>
+          <w:szCs w:val="19"/>
+        </w:rPr>
+        <w:t xml:space="preserve">☐  Rajapinnat ja tiedon käsittely – The Fetch API plus the data transforms: grouping, filtering, search (wk 39, 46).</w:t>
+      </w:r>
+    </w:p>
+    <w:p>
+      <w:pPr>
+        <w:spacing w:after="60" w:before="0"/>
+      </w:pPr>
+      <w:r>
+        <w:rPr>
+          <w:sz w:val="19"/>
+          <w:szCs w:val="19"/>
+        </w:rPr>
+        <w:t xml:space="preserve">☐  Tietoturvan arviointi – The textContent XSS proof, the CDN dependency review and the no-secrets check (wk 46–47).</w:t>
+      </w:r>
+    </w:p>
+    <w:p>
+      <w:pPr>
+        <w:spacing w:after="60" w:before="0"/>
+      </w:pPr>
+      <w:r>
+        <w:rPr>
+          <w:sz w:val="19"/>
+          <w:szCs w:val="19"/>
+        </w:rPr>
+        <w:t xml:space="preserve">☐  Versionhallinta – The commit history, the v0.5 and v1.0 tags, the branches and PRs (wk 36–49).</w:t>
+      </w:r>
+    </w:p>
+    <w:p>
+      <w:pPr>
+        <w:spacing w:after="60" w:before="0"/>
+      </w:pPr>
+      <w:r>
+        <w:rPr>
+          <w:sz w:val="19"/>
+          <w:szCs w:val="19"/>
+        </w:rPr>
+        <w:t xml:space="preserve">☐  Osan liittäminen versioon – The feedback change merged into the existing version from a feature branch (wk 45–46).</w:t>
+      </w:r>
+    </w:p>
+    <w:p>
+      <w:pPr>
+        <w:spacing w:after="60" w:before="0"/>
+      </w:pPr>
+      <w:r>
+        <w:rPr>
+          <w:sz w:val="19"/>
+          <w:szCs w:val="19"/>
+        </w:rPr>
+        <w:t xml:space="preserve">☐  Julkaisu tuotantoon – The first deploy from the main branch and the v1.0 release on GitHub Pages (wk 36, 48).</w:t>
       </w:r>
     </w:p>
     <w:p>
@@ -3432,91 +3072,91 @@
           <w:bCs/>
           <w:color w:val="143e78"/>
         </w:rPr>
-        <w:t xml:space="preserve">Ohjelmiston toteuttaminen ohjelmistokomponenttikirjastolla · 7 vaatimusta</w:t>
-      </w:r>
-    </w:p>
-    <w:p>
-      <w:pPr>
-        <w:spacing w:after="60" w:before="0"/>
-      </w:pPr>
-      <w:r>
-        <w:rPr>
-          <w:sz w:val="19"/>
-          <w:szCs w:val="19"/>
-        </w:rPr>
-        <w:t xml:space="preserve">☐  Kehittämisympäristön käyttöönotto — The environment set up and the library installed and themed (wk 36, 38).</w:t>
-      </w:r>
-    </w:p>
-    <w:p>
-      <w:pPr>
-        <w:spacing w:after="60" w:before="0"/>
-      </w:pPr>
-      <w:r>
-        <w:rPr>
-          <w:sz w:val="19"/>
-          <w:szCs w:val="19"/>
-        </w:rPr>
-        <w:t xml:space="preserve">☐  Mahdollisuudet ja rajoitteet — The comparison memo with your own measurements (wk 38).</w:t>
-      </w:r>
-    </w:p>
-    <w:p>
-      <w:pPr>
-        <w:spacing w:after="60" w:before="0"/>
-      </w:pPr>
-      <w:r>
-        <w:rPr>
-          <w:sz w:val="19"/>
-          <w:szCs w:val="19"/>
-        </w:rPr>
-        <w:t xml:space="preserve">☐  Toiminnot ja työkalut — The tables, tabs and navigation built on the library's components (wk 39–40).</w:t>
-      </w:r>
-    </w:p>
-    <w:p>
-      <w:pPr>
-        <w:spacing w:after="60" w:before="0"/>
-      </w:pPr>
-      <w:r>
-        <w:rPr>
-          <w:sz w:val="19"/>
-          <w:szCs w:val="19"/>
-        </w:rPr>
-        <w:t xml:space="preserve">☐  Ulkoiset komponentit — External components brought in from npm: the library, the icons, the fonts (wk 38).</w:t>
-      </w:r>
-    </w:p>
-    <w:p>
-      <w:pPr>
-        <w:spacing w:after="60" w:before="0"/>
-      </w:pPr>
-      <w:r>
-        <w:rPr>
-          <w:sz w:val="19"/>
-          <w:szCs w:val="19"/>
-        </w:rPr>
-        <w:t xml:space="preserve">☐  Toteutus kirjastolla — The views designed, implemented and tested with the library (wk 39–46).</w:t>
-      </w:r>
-    </w:p>
-    <w:p>
-      <w:pPr>
-        <w:spacing w:after="60" w:before="0"/>
-      </w:pPr>
-      <w:r>
-        <w:rPr>
-          <w:sz w:val="19"/>
-          <w:szCs w:val="19"/>
-        </w:rPr>
-        <w:t xml:space="preserve">☐  Julkaisu asiakkaalle — Published to the client's environment: GitHub Pages, the public URL (wk 48).</w:t>
-      </w:r>
-    </w:p>
-    <w:p>
-      <w:pPr>
-        <w:spacing w:after="60" w:before="0"/>
-      </w:pPr>
-      <w:r>
-        <w:rPr>
-          <w:sz w:val="19"/>
-          <w:szCs w:val="19"/>
-        </w:rPr>
-        <w:t xml:space="preserve">☐  Dokumentointi — The README and the user documentation in the agreed form (wk 48).</w:t>
+        <w:t xml:space="preserve">Ohjelmiston toteuttaminen ohjelmistokomponenttikirjastolla</w:t>
+      </w:r>
+    </w:p>
+    <w:p>
+      <w:pPr>
+        <w:spacing w:after="60" w:before="0"/>
+      </w:pPr>
+      <w:r>
+        <w:rPr>
+          <w:sz w:val="19"/>
+          <w:szCs w:val="19"/>
+        </w:rPr>
+        <w:t xml:space="preserve">☐  Kehittämisympäristön käyttöönotto – The environment set up, and Bootstrap taken into use from the CDN and configured in css/style.css (wk 36, 38).</w:t>
+      </w:r>
+    </w:p>
+    <w:p>
+      <w:pPr>
+        <w:spacing w:after="60" w:before="0"/>
+      </w:pPr>
+      <w:r>
+        <w:rPr>
+          <w:sz w:val="19"/>
+          <w:szCs w:val="19"/>
+        </w:rPr>
+        <w:t xml:space="preserve">☐  Mahdollisuudet ja rajoitteet – The comparison memo naming Bootstrap's possibilities and limits with your own measurements (wk 38).</w:t>
+      </w:r>
+    </w:p>
+    <w:p>
+      <w:pPr>
+        <w:spacing w:after="60" w:before="0"/>
+      </w:pPr>
+      <w:r>
+        <w:rPr>
+          <w:sz w:val="19"/>
+          <w:szCs w:val="19"/>
+        </w:rPr>
+        <w:t xml:space="preserve">☐  Toiminnot ja työkalut – The navbar, grid, tables, tabs and accordion built on Bootstrap's components (wk 39–40).</w:t>
+      </w:r>
+    </w:p>
+    <w:p>
+      <w:pPr>
+        <w:spacing w:after="60" w:before="0"/>
+      </w:pPr>
+      <w:r>
+        <w:rPr>
+          <w:sz w:val="19"/>
+          <w:szCs w:val="19"/>
+        </w:rPr>
+        <w:t xml:space="preserve">☐  Ulkoiset komponentit – External components loaded from a CDN with pinned versions: Bootstrap CSS and JS, the icons, the fonts (wk 38).</w:t>
+      </w:r>
+    </w:p>
+    <w:p>
+      <w:pPr>
+        <w:spacing w:after="60" w:before="0"/>
+      </w:pPr>
+      <w:r>
+        <w:rPr>
+          <w:sz w:val="19"/>
+          <w:szCs w:val="19"/>
+        </w:rPr>
+        <w:t xml:space="preserve">☐  Toteutus kirjastolla – The pages designed, implemented and tested with Bootstrap (wk 39–46).</w:t>
+      </w:r>
+    </w:p>
+    <w:p>
+      <w:pPr>
+        <w:spacing w:after="60" w:before="0"/>
+      </w:pPr>
+      <w:r>
+        <w:rPr>
+          <w:sz w:val="19"/>
+          <w:szCs w:val="19"/>
+        </w:rPr>
+        <w:t xml:space="preserve">☐  Julkaisu asiakkaalle – Published to the client's environment: GitHub Pages, the public URL (wk 48).</w:t>
+      </w:r>
+    </w:p>
+    <w:p>
+      <w:pPr>
+        <w:spacing w:after="60" w:before="0"/>
+      </w:pPr>
+      <w:r>
+        <w:rPr>
+          <w:sz w:val="19"/>
+          <w:szCs w:val="19"/>
+        </w:rPr>
+        <w:t xml:space="preserve">☐  Dokumentointi – The README and the user documentation in the agreed form (wk 48).</w:t>
       </w:r>
     </w:p>
     <w:p>

--- a/parlar-ioniano/downloads/parlar-ioniano-tyopaketti.docx
+++ b/parlar-ioniano/downloads/parlar-ioniano-tyopaketti.docx
@@ -1401,7 +1401,7 @@
           <w:sz w:val="21"/>
           <w:szCs w:val="21"/>
         </w:rPr>
-        <w:t xml:space="preserve">☐  Open the local server on your phone over the local network, then publish the empty site to GitHub Pages.</w:t>
+        <w:t xml:space="preserve">☐  Create a hotspot on your phone, connect your computer to it, open the local server on the phone, and publish the empty site to GitHub Pages over your own connection.</w:t>
       </w:r>
     </w:p>
     <w:p>
@@ -2706,7 +2706,7 @@
           <w:sz w:val="19"/>
           <w:szCs w:val="19"/>
         </w:rPr>
-        <w:t xml:space="preserve">☐  Verkkoyhteyden jako – The local web server shared to the local network and tested on a phone, with the security notes (wk 36).</w:t>
+        <w:t xml:space="preserve">☐  Verkkoyhteyden jako – The local web server shared over your own phone hotspot and tested on the phone, with the security notes (wk 36).</w:t>
       </w:r>
     </w:p>
     <w:p>

--- a/parlar-ioniano/downloads/parlar-ioniano-tyopaketti.docx
+++ b/parlar-ioniano/downloads/parlar-ioniano-tyopaketti.docx
@@ -1401,7 +1401,7 @@
           <w:sz w:val="21"/>
           <w:szCs w:val="21"/>
         </w:rPr>
-        <w:t xml:space="preserve">☐  Create a hotspot on your phone, connect your computer to it, open the local server on the phone, and publish the empty site to GitHub Pages over your own connection.</w:t>
+        <w:t xml:space="preserve">☐  Create a hotspot on your phone, connect your computer to it, and publish the empty site to GitHub Pages over your own connection.</w:t>
       </w:r>
     </w:p>
     <w:p>
@@ -2706,7 +2706,7 @@
           <w:sz w:val="19"/>
           <w:szCs w:val="19"/>
         </w:rPr>
-        <w:t xml:space="preserve">☐  Verkkoyhteyden jako – The local web server shared over your own phone hotspot and tested on the phone, with the security notes (wk 36).</w:t>
+        <w:t xml:space="preserve">☐  Verkkoyhteyden jako – Your phone's connection shared to the computer by hotspot and the first deploy published over it, with the security notes (wk 36).</w:t>
       </w:r>
     </w:p>
     <w:p>
